--- a/script/Smart_Payer_Program_Letter_Template.docx
+++ b/script/Smart_Payer_Program_Letter_Template.docx
@@ -33,6 +33,7 @@
         </w:rPr>
         <w:t xml:space="preserve"> </w:t>
       </w:r>
+      <w:proofErr w:type="spellStart"/>
       <w:r>
         <w:rPr>
           <w:highlight w:val="yellow"/>
@@ -43,7 +44,14 @@
         <w:rPr>
           <w:highlight w:val="yellow"/>
         </w:rPr>
-        <w:t>y (i.e., 26 September 2026)</w:t>
+        <w:t>y</w:t>
+      </w:r>
+      <w:proofErr w:type="spellEnd"/>
+      <w:r>
+        <w:rPr>
+          <w:highlight w:val="yellow"/>
+        </w:rPr>
+        <w:t xml:space="preserve"> (i.e., 26 September 2026)</w:t>
       </w:r>
       <w:r>
         <w:t xml:space="preserve"> </w:t>
@@ -272,8 +280,21 @@
       <w:pPr>
         <w:jc w:val="both"/>
       </w:pPr>
-      <w:r>
-        <w:t>Kepada Yth:</w:t>
+      <w:proofErr w:type="spellStart"/>
+      <w:r>
+        <w:t>Kepada</w:t>
+      </w:r>
+      <w:proofErr w:type="spellEnd"/>
+      <w:r>
+        <w:t xml:space="preserve"> </w:t>
+      </w:r>
+      <w:proofErr w:type="spellStart"/>
+      <w:r>
+        <w:t>Yth</w:t>
+      </w:r>
+      <w:proofErr w:type="spellEnd"/>
+      <w:r>
+        <w:t>:</w:t>
       </w:r>
     </w:p>
     <w:p>
@@ -281,7 +302,15 @@
         <w:jc w:val="both"/>
       </w:pPr>
       <w:r>
-        <w:t>Bapak/Ibu Pimpinan Regional Distributor</w:t>
+        <w:t xml:space="preserve">Bapak/Ibu </w:t>
+      </w:r>
+      <w:proofErr w:type="spellStart"/>
+      <w:r>
+        <w:t>Pimpinan</w:t>
+      </w:r>
+      <w:proofErr w:type="spellEnd"/>
+      <w:r>
+        <w:t xml:space="preserve"> Regional Distributor</w:t>
       </w:r>
     </w:p>
     <w:p>
@@ -289,8 +318,13 @@
         <w:jc w:val="both"/>
       </w:pPr>
       <w:r>
-        <w:t>Di tempat</w:t>
-      </w:r>
+        <w:t xml:space="preserve">Di </w:t>
+      </w:r>
+      <w:proofErr w:type="spellStart"/>
+      <w:r>
+        <w:t>tempat</w:t>
+      </w:r>
+      <w:proofErr w:type="spellEnd"/>
     </w:p>
     <w:p>
       <w:pPr>
@@ -354,6 +388,7 @@
         </w:rPr>
         <w:t xml:space="preserve"> </w:t>
       </w:r>
+      <w:proofErr w:type="spellStart"/>
       <w:r>
         <w:rPr>
           <w:i/>
@@ -368,7 +403,16 @@
           <w:iCs/>
           <w:highlight w:val="yellow"/>
         </w:rPr>
-        <w:t>y (i.e., September 2026)</w:t>
+        <w:t>y</w:t>
+      </w:r>
+      <w:proofErr w:type="spellEnd"/>
+      <w:r>
+        <w:rPr>
+          <w:i/>
+          <w:iCs/>
+          <w:highlight w:val="yellow"/>
+        </w:rPr>
+        <w:t xml:space="preserve"> (i.e., September 2026)</w:t>
       </w:r>
       <w:r>
         <w:rPr>
@@ -394,8 +438,21 @@
         <w:tab/>
       </w:r>
       <w:r>
-        <w:t>: Penghitungan Imbalan</w:t>
-      </w:r>
+        <w:t xml:space="preserve">: </w:t>
+      </w:r>
+      <w:proofErr w:type="spellStart"/>
+      <w:r>
+        <w:t>Penghitungan</w:t>
+      </w:r>
+      <w:proofErr w:type="spellEnd"/>
+      <w:r>
+        <w:t xml:space="preserve"> </w:t>
+      </w:r>
+      <w:proofErr w:type="spellStart"/>
+      <w:r>
+        <w:t>Imbalan</w:t>
+      </w:r>
+      <w:proofErr w:type="spellEnd"/>
     </w:p>
     <w:p>
       <w:pPr>
@@ -406,8 +463,21 @@
       <w:pPr>
         <w:jc w:val="both"/>
       </w:pPr>
-      <w:r>
-        <w:t>Dengan hormat,</w:t>
+      <w:proofErr w:type="spellStart"/>
+      <w:r>
+        <w:t>Dengan</w:t>
+      </w:r>
+      <w:proofErr w:type="spellEnd"/>
+      <w:r>
+        <w:t xml:space="preserve"> </w:t>
+      </w:r>
+      <w:proofErr w:type="spellStart"/>
+      <w:r>
+        <w:t>hormat</w:t>
+      </w:r>
+      <w:proofErr w:type="spellEnd"/>
+      <w:r>
+        <w:t>,</w:t>
       </w:r>
     </w:p>
     <w:p>
@@ -419,8 +489,13 @@
       <w:pPr>
         <w:jc w:val="both"/>
       </w:pPr>
-      <w:r>
-        <w:t xml:space="preserve">Sebelumnya kami, </w:t>
+      <w:proofErr w:type="spellStart"/>
+      <w:r>
+        <w:t>Sebelumnya</w:t>
+      </w:r>
+      <w:proofErr w:type="spellEnd"/>
+      <w:r>
+        <w:t xml:space="preserve"> kami, </w:t>
       </w:r>
       <w:r>
         <w:t xml:space="preserve">PT </w:t>
@@ -429,8 +504,30 @@
         <w:rPr>
           <w:highlight w:val="yellow"/>
         </w:rPr>
-        <w:t>company name i.e., Mencari Cinta Sejati</w:t>
-      </w:r>
+        <w:t xml:space="preserve">company name i.e., </w:t>
+      </w:r>
+      <w:proofErr w:type="spellStart"/>
+      <w:r>
+        <w:rPr>
+          <w:highlight w:val="yellow"/>
+        </w:rPr>
+        <w:t>Mencari</w:t>
+      </w:r>
+      <w:proofErr w:type="spellEnd"/>
+      <w:r>
+        <w:rPr>
+          <w:highlight w:val="yellow"/>
+        </w:rPr>
+        <w:t xml:space="preserve"> Cinta </w:t>
+      </w:r>
+      <w:proofErr w:type="spellStart"/>
+      <w:r>
+        <w:rPr>
+          <w:highlight w:val="yellow"/>
+        </w:rPr>
+        <w:t>Sejati</w:t>
+      </w:r>
+      <w:proofErr w:type="spellEnd"/>
       <w:r>
         <w:rPr>
           <w:highlight w:val="yellow"/>
@@ -440,8 +537,181 @@
       <w:r>
         <w:t xml:space="preserve"> </w:t>
       </w:r>
-      <w:r>
-        <w:t>ingin mengucapkan terima kasih atas kerjasama yang sudah terjalin dengan baik sampai dengan hari ini. Kami mengharapkan kerjasama ini terus dapat berlangsung di kemudian hari.</w:t>
+      <w:proofErr w:type="spellStart"/>
+      <w:r>
+        <w:t>ingin</w:t>
+      </w:r>
+      <w:proofErr w:type="spellEnd"/>
+      <w:r>
+        <w:t xml:space="preserve"> </w:t>
+      </w:r>
+      <w:proofErr w:type="spellStart"/>
+      <w:r>
+        <w:t>mengucapkan</w:t>
+      </w:r>
+      <w:proofErr w:type="spellEnd"/>
+      <w:r>
+        <w:t xml:space="preserve"> </w:t>
+      </w:r>
+      <w:proofErr w:type="spellStart"/>
+      <w:r>
+        <w:t>terima</w:t>
+      </w:r>
+      <w:proofErr w:type="spellEnd"/>
+      <w:r>
+        <w:t xml:space="preserve"> </w:t>
+      </w:r>
+      <w:proofErr w:type="spellStart"/>
+      <w:r>
+        <w:t>kasih</w:t>
+      </w:r>
+      <w:proofErr w:type="spellEnd"/>
+      <w:r>
+        <w:t xml:space="preserve"> </w:t>
+      </w:r>
+      <w:proofErr w:type="spellStart"/>
+      <w:r>
+        <w:t>atas</w:t>
+      </w:r>
+      <w:proofErr w:type="spellEnd"/>
+      <w:r>
+        <w:t xml:space="preserve"> </w:t>
+      </w:r>
+      <w:proofErr w:type="spellStart"/>
+      <w:r>
+        <w:t>kerjasama</w:t>
+      </w:r>
+      <w:proofErr w:type="spellEnd"/>
+      <w:r>
+        <w:t xml:space="preserve"> yang </w:t>
+      </w:r>
+      <w:proofErr w:type="spellStart"/>
+      <w:r>
+        <w:t>sudah</w:t>
+      </w:r>
+      <w:proofErr w:type="spellEnd"/>
+      <w:r>
+        <w:t xml:space="preserve"> </w:t>
+      </w:r>
+      <w:proofErr w:type="spellStart"/>
+      <w:r>
+        <w:t>terjalin</w:t>
+      </w:r>
+      <w:proofErr w:type="spellEnd"/>
+      <w:r>
+        <w:t xml:space="preserve"> </w:t>
+      </w:r>
+      <w:proofErr w:type="spellStart"/>
+      <w:r>
+        <w:t>dengan</w:t>
+      </w:r>
+      <w:proofErr w:type="spellEnd"/>
+      <w:r>
+        <w:t xml:space="preserve"> </w:t>
+      </w:r>
+      <w:proofErr w:type="spellStart"/>
+      <w:r>
+        <w:t>baik</w:t>
+      </w:r>
+      <w:proofErr w:type="spellEnd"/>
+      <w:r>
+        <w:t xml:space="preserve"> </w:t>
+      </w:r>
+      <w:proofErr w:type="spellStart"/>
+      <w:r>
+        <w:t>sampai</w:t>
+      </w:r>
+      <w:proofErr w:type="spellEnd"/>
+      <w:r>
+        <w:t xml:space="preserve"> </w:t>
+      </w:r>
+      <w:proofErr w:type="spellStart"/>
+      <w:r>
+        <w:t>dengan</w:t>
+      </w:r>
+      <w:proofErr w:type="spellEnd"/>
+      <w:r>
+        <w:t xml:space="preserve"> </w:t>
+      </w:r>
+      <w:proofErr w:type="spellStart"/>
+      <w:r>
+        <w:t>hari</w:t>
+      </w:r>
+      <w:proofErr w:type="spellEnd"/>
+      <w:r>
+        <w:t xml:space="preserve"> </w:t>
+      </w:r>
+      <w:proofErr w:type="spellStart"/>
+      <w:r>
+        <w:t>ini</w:t>
+      </w:r>
+      <w:proofErr w:type="spellEnd"/>
+      <w:r>
+        <w:t xml:space="preserve">. Kami </w:t>
+      </w:r>
+      <w:proofErr w:type="spellStart"/>
+      <w:r>
+        <w:t>mengharapkan</w:t>
+      </w:r>
+      <w:proofErr w:type="spellEnd"/>
+      <w:r>
+        <w:t xml:space="preserve"> </w:t>
+      </w:r>
+      <w:proofErr w:type="spellStart"/>
+      <w:r>
+        <w:t>kerjasama</w:t>
+      </w:r>
+      <w:proofErr w:type="spellEnd"/>
+      <w:r>
+        <w:t xml:space="preserve"> </w:t>
+      </w:r>
+      <w:proofErr w:type="spellStart"/>
+      <w:r>
+        <w:t>ini</w:t>
+      </w:r>
+      <w:proofErr w:type="spellEnd"/>
+      <w:r>
+        <w:t xml:space="preserve"> </w:t>
+      </w:r>
+      <w:proofErr w:type="spellStart"/>
+      <w:r>
+        <w:t>terus</w:t>
+      </w:r>
+      <w:proofErr w:type="spellEnd"/>
+      <w:r>
+        <w:t xml:space="preserve"> </w:t>
+      </w:r>
+      <w:proofErr w:type="spellStart"/>
+      <w:r>
+        <w:t>dapat</w:t>
+      </w:r>
+      <w:proofErr w:type="spellEnd"/>
+      <w:r>
+        <w:t xml:space="preserve"> </w:t>
+      </w:r>
+      <w:proofErr w:type="spellStart"/>
+      <w:r>
+        <w:t>berlangsung</w:t>
+      </w:r>
+      <w:proofErr w:type="spellEnd"/>
+      <w:r>
+        <w:t xml:space="preserve"> di </w:t>
+      </w:r>
+      <w:proofErr w:type="spellStart"/>
+      <w:r>
+        <w:t>kemudian</w:t>
+      </w:r>
+      <w:proofErr w:type="spellEnd"/>
+      <w:r>
+        <w:t xml:space="preserve"> </w:t>
+      </w:r>
+      <w:proofErr w:type="spellStart"/>
+      <w:r>
+        <w:t>hari</w:t>
+      </w:r>
+      <w:proofErr w:type="spellEnd"/>
+      <w:r>
+        <w:t>.</w:t>
       </w:r>
     </w:p>
     <w:p>
@@ -453,8 +723,77 @@
       <w:pPr>
         <w:jc w:val="both"/>
       </w:pPr>
-      <w:r>
-        <w:t xml:space="preserve">Sehubungan dengan respon yang baik dan permintaan dari banyak Distributor untuk kelanjutan program </w:t>
+      <w:proofErr w:type="spellStart"/>
+      <w:r>
+        <w:t>Sehubungan</w:t>
+      </w:r>
+      <w:proofErr w:type="spellEnd"/>
+      <w:r>
+        <w:t xml:space="preserve"> </w:t>
+      </w:r>
+      <w:proofErr w:type="spellStart"/>
+      <w:r>
+        <w:t>dengan</w:t>
+      </w:r>
+      <w:proofErr w:type="spellEnd"/>
+      <w:r>
+        <w:t xml:space="preserve"> </w:t>
+      </w:r>
+      <w:proofErr w:type="spellStart"/>
+      <w:r>
+        <w:t>respon</w:t>
+      </w:r>
+      <w:proofErr w:type="spellEnd"/>
+      <w:r>
+        <w:t xml:space="preserve"> yang </w:t>
+      </w:r>
+      <w:proofErr w:type="spellStart"/>
+      <w:r>
+        <w:t>baik</w:t>
+      </w:r>
+      <w:proofErr w:type="spellEnd"/>
+      <w:r>
+        <w:t xml:space="preserve"> dan </w:t>
+      </w:r>
+      <w:proofErr w:type="spellStart"/>
+      <w:r>
+        <w:t>permintaan</w:t>
+      </w:r>
+      <w:proofErr w:type="spellEnd"/>
+      <w:r>
+        <w:t xml:space="preserve"> </w:t>
+      </w:r>
+      <w:proofErr w:type="spellStart"/>
+      <w:r>
+        <w:t>dari</w:t>
+      </w:r>
+      <w:proofErr w:type="spellEnd"/>
+      <w:r>
+        <w:t xml:space="preserve"> </w:t>
+      </w:r>
+      <w:proofErr w:type="spellStart"/>
+      <w:r>
+        <w:t>banyak</w:t>
+      </w:r>
+      <w:proofErr w:type="spellEnd"/>
+      <w:r>
+        <w:t xml:space="preserve"> Distributor </w:t>
+      </w:r>
+      <w:proofErr w:type="spellStart"/>
+      <w:r>
+        <w:t>untuk</w:t>
+      </w:r>
+      <w:proofErr w:type="spellEnd"/>
+      <w:r>
+        <w:t xml:space="preserve"> </w:t>
+      </w:r>
+      <w:proofErr w:type="spellStart"/>
+      <w:r>
+        <w:t>kelanjutan</w:t>
+      </w:r>
+      <w:proofErr w:type="spellEnd"/>
+      <w:r>
+        <w:t xml:space="preserve"> program </w:t>
       </w:r>
       <w:r>
         <w:rPr>
@@ -478,13 +817,90 @@
         <w:t>er”</w:t>
       </w:r>
       <w:r>
-        <w:t xml:space="preserve"> bulan </w:t>
-      </w:r>
-      <w:r>
-        <w:t>– bulan sebelumnya</w:t>
-      </w:r>
-      <w:r>
-        <w:t xml:space="preserve">, maka kami menawarkan kembali program “Smart Payer” kepada Perusahaan Distributor Bapak/ Ibu sekalian untuk bulan </w:t>
+        <w:t xml:space="preserve"> </w:t>
+      </w:r>
+      <w:proofErr w:type="spellStart"/>
+      <w:r>
+        <w:t>bulan</w:t>
+      </w:r>
+      <w:proofErr w:type="spellEnd"/>
+      <w:r>
+        <w:t xml:space="preserve"> </w:t>
+      </w:r>
+      <w:r>
+        <w:t xml:space="preserve">– </w:t>
+      </w:r>
+      <w:proofErr w:type="spellStart"/>
+      <w:r>
+        <w:t>bulan</w:t>
+      </w:r>
+      <w:proofErr w:type="spellEnd"/>
+      <w:r>
+        <w:t xml:space="preserve"> </w:t>
+      </w:r>
+      <w:proofErr w:type="spellStart"/>
+      <w:r>
+        <w:t>sebelumnya</w:t>
+      </w:r>
+      <w:proofErr w:type="spellEnd"/>
+      <w:r>
+        <w:t xml:space="preserve">, </w:t>
+      </w:r>
+      <w:proofErr w:type="spellStart"/>
+      <w:r>
+        <w:t>maka</w:t>
+      </w:r>
+      <w:proofErr w:type="spellEnd"/>
+      <w:r>
+        <w:t xml:space="preserve"> kami </w:t>
+      </w:r>
+      <w:proofErr w:type="spellStart"/>
+      <w:r>
+        <w:t>menawarkan</w:t>
+      </w:r>
+      <w:proofErr w:type="spellEnd"/>
+      <w:r>
+        <w:t xml:space="preserve"> </w:t>
+      </w:r>
+      <w:proofErr w:type="spellStart"/>
+      <w:r>
+        <w:t>kembali</w:t>
+      </w:r>
+      <w:proofErr w:type="spellEnd"/>
+      <w:r>
+        <w:t xml:space="preserve"> program “Smart Payer” </w:t>
+      </w:r>
+      <w:proofErr w:type="spellStart"/>
+      <w:r>
+        <w:t>kepada</w:t>
+      </w:r>
+      <w:proofErr w:type="spellEnd"/>
+      <w:r>
+        <w:t xml:space="preserve"> Perusahaan Distributor Bapak/ Ibu </w:t>
+      </w:r>
+      <w:proofErr w:type="spellStart"/>
+      <w:r>
+        <w:t>sekalian</w:t>
+      </w:r>
+      <w:proofErr w:type="spellEnd"/>
+      <w:r>
+        <w:t xml:space="preserve"> </w:t>
+      </w:r>
+      <w:proofErr w:type="spellStart"/>
+      <w:r>
+        <w:t>untuk</w:t>
+      </w:r>
+      <w:proofErr w:type="spellEnd"/>
+      <w:r>
+        <w:t xml:space="preserve"> </w:t>
+      </w:r>
+      <w:proofErr w:type="spellStart"/>
+      <w:r>
+        <w:t>bulan</w:t>
+      </w:r>
+      <w:proofErr w:type="spellEnd"/>
+      <w:r>
+        <w:t xml:space="preserve"> </w:t>
       </w:r>
       <w:r>
         <w:rPr>
@@ -499,7 +915,31 @@
         <w:t>e (i.e., September)</w:t>
       </w:r>
       <w:r>
-        <w:t xml:space="preserve"> ini.  Dengan memanfaatkan </w:t>
+        <w:t xml:space="preserve"> </w:t>
+      </w:r>
+      <w:proofErr w:type="spellStart"/>
+      <w:r>
+        <w:t>ini</w:t>
+      </w:r>
+      <w:proofErr w:type="spellEnd"/>
+      <w:r>
+        <w:t xml:space="preserve">.  </w:t>
+      </w:r>
+      <w:proofErr w:type="spellStart"/>
+      <w:r>
+        <w:t>Dengan</w:t>
+      </w:r>
+      <w:proofErr w:type="spellEnd"/>
+      <w:r>
+        <w:t xml:space="preserve"> </w:t>
+      </w:r>
+      <w:proofErr w:type="spellStart"/>
+      <w:r>
+        <w:t>memanfaatkan</w:t>
+      </w:r>
+      <w:proofErr w:type="spellEnd"/>
+      <w:r>
+        <w:t xml:space="preserve"> </w:t>
       </w:r>
       <w:r>
         <w:rPr>
@@ -509,7 +949,151 @@
         <w:t>Smart Payer</w:t>
       </w:r>
       <w:r>
-        <w:t xml:space="preserve"> maka Bapak / Ibu dapat memperoleh tingkat imbalan yang lebih tinggi dibandingkan jika Bapak / Ibu menyimpannya dalam bentuk Deposito. Sebagai gambaran bunga deposito on call saat ini adalah </w:t>
+        <w:t xml:space="preserve"> </w:t>
+      </w:r>
+      <w:proofErr w:type="spellStart"/>
+      <w:r>
+        <w:t>maka</w:t>
+      </w:r>
+      <w:proofErr w:type="spellEnd"/>
+      <w:r>
+        <w:t xml:space="preserve"> Bapak / Ibu </w:t>
+      </w:r>
+      <w:proofErr w:type="spellStart"/>
+      <w:r>
+        <w:t>dapat</w:t>
+      </w:r>
+      <w:proofErr w:type="spellEnd"/>
+      <w:r>
+        <w:t xml:space="preserve"> </w:t>
+      </w:r>
+      <w:proofErr w:type="spellStart"/>
+      <w:r>
+        <w:t>memperoleh</w:t>
+      </w:r>
+      <w:proofErr w:type="spellEnd"/>
+      <w:r>
+        <w:t xml:space="preserve"> </w:t>
+      </w:r>
+      <w:proofErr w:type="spellStart"/>
+      <w:r>
+        <w:t>tingkat</w:t>
+      </w:r>
+      <w:proofErr w:type="spellEnd"/>
+      <w:r>
+        <w:t xml:space="preserve"> </w:t>
+      </w:r>
+      <w:proofErr w:type="spellStart"/>
+      <w:r>
+        <w:t>imbalan</w:t>
+      </w:r>
+      <w:proofErr w:type="spellEnd"/>
+      <w:r>
+        <w:t xml:space="preserve"> yang </w:t>
+      </w:r>
+      <w:proofErr w:type="spellStart"/>
+      <w:r>
+        <w:t>lebih</w:t>
+      </w:r>
+      <w:proofErr w:type="spellEnd"/>
+      <w:r>
+        <w:t xml:space="preserve"> </w:t>
+      </w:r>
+      <w:proofErr w:type="spellStart"/>
+      <w:r>
+        <w:t>tinggi</w:t>
+      </w:r>
+      <w:proofErr w:type="spellEnd"/>
+      <w:r>
+        <w:t xml:space="preserve"> </w:t>
+      </w:r>
+      <w:proofErr w:type="spellStart"/>
+      <w:r>
+        <w:t>dibandingkan</w:t>
+      </w:r>
+      <w:proofErr w:type="spellEnd"/>
+      <w:r>
+        <w:t xml:space="preserve"> </w:t>
+      </w:r>
+      <w:proofErr w:type="spellStart"/>
+      <w:r>
+        <w:t>jika</w:t>
+      </w:r>
+      <w:proofErr w:type="spellEnd"/>
+      <w:r>
+        <w:t xml:space="preserve"> Bapak / Ibu </w:t>
+      </w:r>
+      <w:proofErr w:type="spellStart"/>
+      <w:r>
+        <w:t>menyimpannya</w:t>
+      </w:r>
+      <w:proofErr w:type="spellEnd"/>
+      <w:r>
+        <w:t xml:space="preserve"> </w:t>
+      </w:r>
+      <w:proofErr w:type="spellStart"/>
+      <w:r>
+        <w:t>dalam</w:t>
+      </w:r>
+      <w:proofErr w:type="spellEnd"/>
+      <w:r>
+        <w:t xml:space="preserve"> </w:t>
+      </w:r>
+      <w:proofErr w:type="spellStart"/>
+      <w:r>
+        <w:t>bentuk</w:t>
+      </w:r>
+      <w:proofErr w:type="spellEnd"/>
+      <w:r>
+        <w:t xml:space="preserve"> Deposito. </w:t>
+      </w:r>
+      <w:proofErr w:type="spellStart"/>
+      <w:r>
+        <w:t>Sebagai</w:t>
+      </w:r>
+      <w:proofErr w:type="spellEnd"/>
+      <w:r>
+        <w:t xml:space="preserve"> </w:t>
+      </w:r>
+      <w:proofErr w:type="spellStart"/>
+      <w:r>
+        <w:t>gambaran</w:t>
+      </w:r>
+      <w:proofErr w:type="spellEnd"/>
+      <w:r>
+        <w:t xml:space="preserve"> bunga </w:t>
+      </w:r>
+      <w:proofErr w:type="spellStart"/>
+      <w:r>
+        <w:t>deposito</w:t>
+      </w:r>
+      <w:proofErr w:type="spellEnd"/>
+      <w:r>
+        <w:t xml:space="preserve"> on call </w:t>
+      </w:r>
+      <w:proofErr w:type="spellStart"/>
+      <w:r>
+        <w:t>saat</w:t>
+      </w:r>
+      <w:proofErr w:type="spellEnd"/>
+      <w:r>
+        <w:t xml:space="preserve"> </w:t>
+      </w:r>
+      <w:proofErr w:type="spellStart"/>
+      <w:r>
+        <w:t>ini</w:t>
+      </w:r>
+      <w:proofErr w:type="spellEnd"/>
+      <w:r>
+        <w:t xml:space="preserve"> </w:t>
+      </w:r>
+      <w:proofErr w:type="spellStart"/>
+      <w:r>
+        <w:t>adalah</w:t>
+      </w:r>
+      <w:proofErr w:type="spellEnd"/>
+      <w:r>
+        <w:t xml:space="preserve"> </w:t>
       </w:r>
       <w:r>
         <w:rPr>
@@ -539,14 +1123,209 @@
         <w:rPr>
           <w:highlight w:val="yellow"/>
         </w:rPr>
-        <w:t xml:space="preserve">e (i.e., </w:t>
-      </w:r>
-      <w:r>
-        <w:rPr>
-          <w:highlight w:val="yellow"/>
-        </w:rPr>
-        <w:t>5</w:t>
-      </w:r>
+        <w:t>e (i.e., 2)</w:t>
+      </w:r>
+      <w:r>
+        <w:t xml:space="preserve"> </w:t>
+      </w:r>
+      <w:r>
+        <w:t>%</w:t>
+      </w:r>
+      <w:r>
+        <w:t xml:space="preserve"> per </w:t>
+      </w:r>
+      <w:proofErr w:type="spellStart"/>
+      <w:r>
+        <w:t>tahun</w:t>
+      </w:r>
+      <w:proofErr w:type="spellEnd"/>
+      <w:r>
+        <w:t xml:space="preserve"> </w:t>
+      </w:r>
+      <w:proofErr w:type="spellStart"/>
+      <w:r>
+        <w:t>untuk</w:t>
+      </w:r>
+      <w:proofErr w:type="spellEnd"/>
+      <w:r>
+        <w:t xml:space="preserve"> </w:t>
+      </w:r>
+      <w:proofErr w:type="spellStart"/>
+      <w:r>
+        <w:t>jangka</w:t>
+      </w:r>
+      <w:proofErr w:type="spellEnd"/>
+      <w:r>
+        <w:t xml:space="preserve"> </w:t>
+      </w:r>
+      <w:proofErr w:type="spellStart"/>
+      <w:r>
+        <w:t>waktu</w:t>
+      </w:r>
+      <w:proofErr w:type="spellEnd"/>
+      <w:r>
+        <w:t xml:space="preserve"> </w:t>
+      </w:r>
+      <w:r>
+        <w:rPr>
+          <w:highlight w:val="yellow"/>
+        </w:rPr>
+        <w:t>amount of day</w:t>
+      </w:r>
+      <w:r>
+        <w:rPr>
+          <w:highlight w:val="yellow"/>
+        </w:rPr>
+        <w:t>s (i.e., 3)</w:t>
+      </w:r>
+      <w:r>
+        <w:t xml:space="preserve"> </w:t>
+      </w:r>
+      <w:proofErr w:type="spellStart"/>
+      <w:r>
+        <w:t>hari</w:t>
+      </w:r>
+      <w:proofErr w:type="spellEnd"/>
+      <w:r>
+        <w:t xml:space="preserve"> </w:t>
+      </w:r>
+      <w:proofErr w:type="spellStart"/>
+      <w:r>
+        <w:t>sedangkan</w:t>
+      </w:r>
+      <w:proofErr w:type="spellEnd"/>
+      <w:r>
+        <w:t xml:space="preserve"> program kami </w:t>
+      </w:r>
+      <w:proofErr w:type="spellStart"/>
+      <w:r>
+        <w:t>menawarkan</w:t>
+      </w:r>
+      <w:proofErr w:type="spellEnd"/>
+      <w:r>
+        <w:t xml:space="preserve"> </w:t>
+      </w:r>
+      <w:proofErr w:type="spellStart"/>
+      <w:r>
+        <w:t>imbalan</w:t>
+      </w:r>
+      <w:proofErr w:type="spellEnd"/>
+      <w:r>
+        <w:t xml:space="preserve"> </w:t>
+      </w:r>
+      <w:proofErr w:type="spellStart"/>
+      <w:r>
+        <w:t>sebesar</w:t>
+      </w:r>
+      <w:proofErr w:type="spellEnd"/>
+      <w:r>
+        <w:t xml:space="preserve"> </w:t>
+      </w:r>
+      <w:r>
+        <w:rPr>
+          <w:highlight w:val="yellow"/>
+        </w:rPr>
+        <w:t>interest rate per da</w:t>
+      </w:r>
+      <w:r>
+        <w:rPr>
+          <w:highlight w:val="yellow"/>
+        </w:rPr>
+        <w:t>y (i.e., 0.022)</w:t>
+      </w:r>
+      <w:r>
+        <w:t xml:space="preserve"> </w:t>
+      </w:r>
+      <w:r>
+        <w:t xml:space="preserve">% per </w:t>
+      </w:r>
+      <w:proofErr w:type="spellStart"/>
+      <w:r>
+        <w:t>hari</w:t>
+      </w:r>
+      <w:proofErr w:type="spellEnd"/>
+      <w:r>
+        <w:t xml:space="preserve"> yang </w:t>
+      </w:r>
+      <w:proofErr w:type="spellStart"/>
+      <w:r>
+        <w:t>jika</w:t>
+      </w:r>
+      <w:proofErr w:type="spellEnd"/>
+      <w:r>
+        <w:t xml:space="preserve"> </w:t>
+      </w:r>
+      <w:proofErr w:type="spellStart"/>
+      <w:r>
+        <w:t>disetahunkan</w:t>
+      </w:r>
+      <w:proofErr w:type="spellEnd"/>
+      <w:r>
+        <w:t xml:space="preserve"> </w:t>
+      </w:r>
+      <w:proofErr w:type="spellStart"/>
+      <w:r>
+        <w:t>menjadi</w:t>
+      </w:r>
+      <w:proofErr w:type="spellEnd"/>
+      <w:r>
+        <w:t xml:space="preserve"> </w:t>
+      </w:r>
+      <w:r>
+        <w:rPr>
+          <w:highlight w:val="yellow"/>
+        </w:rPr>
+        <w:t>annualized interest rat</w:t>
+      </w:r>
+      <w:r>
+        <w:rPr>
+          <w:highlight w:val="yellow"/>
+        </w:rPr>
+        <w:t>e (i.e., 8)</w:t>
+      </w:r>
+      <w:r>
+        <w:t xml:space="preserve"> </w:t>
+      </w:r>
+      <w:r>
+        <w:t xml:space="preserve">% </w:t>
+      </w:r>
+      <w:proofErr w:type="spellStart"/>
+      <w:r>
+        <w:t>artinya</w:t>
+      </w:r>
+      <w:proofErr w:type="spellEnd"/>
+      <w:r>
+        <w:t xml:space="preserve"> </w:t>
+      </w:r>
+      <w:r>
+        <w:rPr>
+          <w:highlight w:val="yellow"/>
+        </w:rPr>
+        <w:t>amount of x times of deposit interest ra</w:t>
+      </w:r>
+      <w:r>
+        <w:rPr>
+          <w:highlight w:val="yellow"/>
+        </w:rPr>
+        <w:t>te in number (i.e., 4)</w:t>
+      </w:r>
+      <w:r>
+        <w:t xml:space="preserve"> ( </w:t>
+      </w:r>
+      <w:r>
+        <w:rPr>
+          <w:highlight w:val="yellow"/>
+        </w:rPr>
+        <w:t xml:space="preserve">amount of x times of deposit interest rate but spelt (i.e., </w:t>
+      </w:r>
+      <w:proofErr w:type="spellStart"/>
+      <w:r>
+        <w:rPr>
+          <w:highlight w:val="yellow"/>
+        </w:rPr>
+        <w:t>empat</w:t>
+      </w:r>
+      <w:proofErr w:type="spellEnd"/>
       <w:r>
         <w:rPr>
           <w:highlight w:val="yellow"/>
@@ -554,115 +1333,111 @@
         <w:t>)</w:t>
       </w:r>
       <w:r>
-        <w:t xml:space="preserve"> </w:t>
-      </w:r>
-      <w:r>
-        <w:t>%</w:t>
-      </w:r>
-      <w:r>
-        <w:t xml:space="preserve"> per tahun untuk jangka waktu</w:t>
-      </w:r>
-      <w:r>
-        <w:t xml:space="preserve"> </w:t>
-      </w:r>
-      <w:r>
-        <w:rPr>
-          <w:highlight w:val="yellow"/>
-        </w:rPr>
-        <w:t>amount of day</w:t>
-      </w:r>
-      <w:r>
-        <w:rPr>
-          <w:highlight w:val="yellow"/>
-        </w:rPr>
-        <w:t>s (i.e., 3)</w:t>
-      </w:r>
-      <w:r>
-        <w:t xml:space="preserve"> hari sedangkan program kami menawarkan imbalan sebesar </w:t>
-      </w:r>
-      <w:r>
-        <w:rPr>
-          <w:highlight w:val="yellow"/>
-        </w:rPr>
-        <w:t>interest rate per da</w:t>
-      </w:r>
-      <w:r>
-        <w:rPr>
-          <w:highlight w:val="yellow"/>
-        </w:rPr>
-        <w:t>y (i.e., 0.0</w:t>
-      </w:r>
-      <w:r>
-        <w:rPr>
-          <w:highlight w:val="yellow"/>
-        </w:rPr>
-        <w:t>33</w:t>
-      </w:r>
-      <w:r>
-        <w:rPr>
-          <w:highlight w:val="yellow"/>
-        </w:rPr>
-        <w:t>)</w:t>
-      </w:r>
-      <w:r>
-        <w:t xml:space="preserve"> </w:t>
-      </w:r>
-      <w:r>
-        <w:t xml:space="preserve">% per hari yang jika disetahunkan menjadi </w:t>
-      </w:r>
-      <w:r>
-        <w:rPr>
-          <w:highlight w:val="yellow"/>
-        </w:rPr>
-        <w:t>annualized interest rat</w:t>
-      </w:r>
-      <w:r>
-        <w:rPr>
-          <w:highlight w:val="yellow"/>
-        </w:rPr>
-        <w:t xml:space="preserve">e (i.e., </w:t>
-      </w:r>
-      <w:r>
-        <w:rPr>
-          <w:highlight w:val="yellow"/>
-        </w:rPr>
-        <w:t>12</w:t>
-      </w:r>
-      <w:r>
-        <w:rPr>
-          <w:highlight w:val="yellow"/>
-        </w:rPr>
-        <w:t>)</w:t>
-      </w:r>
-      <w:r>
-        <w:t xml:space="preserve"> </w:t>
-      </w:r>
-      <w:r>
-        <w:t xml:space="preserve">% artinya </w:t>
-      </w:r>
-      <w:r>
-        <w:rPr>
-          <w:highlight w:val="yellow"/>
-        </w:rPr>
-        <w:t>amount of x times of deposit interest ra</w:t>
-      </w:r>
-      <w:r>
-        <w:rPr>
-          <w:highlight w:val="yellow"/>
-        </w:rPr>
-        <w:t>te in number (i.e., 4)</w:t>
-      </w:r>
-      <w:r>
-        <w:t xml:space="preserve"> ( </w:t>
-      </w:r>
-      <w:r>
-        <w:rPr>
-          <w:highlight w:val="yellow"/>
-        </w:rPr>
-        <w:t>amount of x times of deposit interest rate but spelt (i.e., empat)</w:t>
-      </w:r>
-      <w:r>
-        <w:t xml:space="preserve"> ) kali lipat dari bunga deposito. Program ini berlaku jika Bapak / Ibu dapat melakukan pembayaran lebih awal atas Faktur PT. </w:t>
+        <w:t xml:space="preserve"> ) kali </w:t>
+      </w:r>
+      <w:proofErr w:type="spellStart"/>
+      <w:r>
+        <w:t>lipat</w:t>
+      </w:r>
+      <w:proofErr w:type="spellEnd"/>
+      <w:r>
+        <w:t xml:space="preserve"> </w:t>
+      </w:r>
+      <w:proofErr w:type="spellStart"/>
+      <w:r>
+        <w:t>dari</w:t>
+      </w:r>
+      <w:proofErr w:type="spellEnd"/>
+      <w:r>
+        <w:t xml:space="preserve"> bunga </w:t>
+      </w:r>
+      <w:proofErr w:type="spellStart"/>
+      <w:r>
+        <w:t>deposito</w:t>
+      </w:r>
+      <w:proofErr w:type="spellEnd"/>
+      <w:r>
+        <w:t xml:space="preserve">. Program </w:t>
+      </w:r>
+      <w:proofErr w:type="spellStart"/>
+      <w:r>
+        <w:t>ini</w:t>
+      </w:r>
+      <w:proofErr w:type="spellEnd"/>
+      <w:r>
+        <w:t xml:space="preserve"> </w:t>
+      </w:r>
+      <w:proofErr w:type="spellStart"/>
+      <w:r>
+        <w:t>berlaku</w:t>
+      </w:r>
+      <w:proofErr w:type="spellEnd"/>
+      <w:r>
+        <w:t xml:space="preserve"> </w:t>
+      </w:r>
+      <w:proofErr w:type="spellStart"/>
+      <w:r>
+        <w:t>jika</w:t>
+      </w:r>
+      <w:proofErr w:type="spellEnd"/>
+      <w:r>
+        <w:t xml:space="preserve"> Bapak / Ibu </w:t>
+      </w:r>
+      <w:proofErr w:type="spellStart"/>
+      <w:r>
+        <w:t>dapat</w:t>
+      </w:r>
+      <w:proofErr w:type="spellEnd"/>
+      <w:r>
+        <w:t xml:space="preserve"> </w:t>
+      </w:r>
+      <w:proofErr w:type="spellStart"/>
+      <w:r>
+        <w:t>melakukan</w:t>
+      </w:r>
+      <w:proofErr w:type="spellEnd"/>
+      <w:r>
+        <w:t xml:space="preserve"> </w:t>
+      </w:r>
+      <w:proofErr w:type="spellStart"/>
+      <w:r>
+        <w:t>pembayaran</w:t>
+      </w:r>
+      <w:proofErr w:type="spellEnd"/>
+      <w:r>
+        <w:t xml:space="preserve"> </w:t>
+      </w:r>
+      <w:proofErr w:type="spellStart"/>
+      <w:r>
+        <w:t>lebih</w:t>
+      </w:r>
+      <w:proofErr w:type="spellEnd"/>
+      <w:r>
+        <w:t xml:space="preserve"> </w:t>
+      </w:r>
+      <w:proofErr w:type="spellStart"/>
+      <w:r>
+        <w:t>awal</w:t>
+      </w:r>
+      <w:proofErr w:type="spellEnd"/>
+      <w:r>
+        <w:t xml:space="preserve"> </w:t>
+      </w:r>
+      <w:proofErr w:type="spellStart"/>
+      <w:r>
+        <w:t>atas</w:t>
+      </w:r>
+      <w:proofErr w:type="spellEnd"/>
+      <w:r>
+        <w:t xml:space="preserve"> </w:t>
+      </w:r>
+      <w:proofErr w:type="spellStart"/>
+      <w:r>
+        <w:t>Faktur</w:t>
+      </w:r>
+      <w:proofErr w:type="spellEnd"/>
+      <w:r>
+        <w:t xml:space="preserve"> PT. </w:t>
       </w:r>
       <w:r>
         <w:rPr>
@@ -671,28 +1446,162 @@
         <w:t>abbreviation of the company name i.e., MCS</w:t>
       </w:r>
       <w:r>
-        <w:t xml:space="preserve"> sebelum faktur-faktur tersebut jatuh tempo, dan untuk program bulan </w:t>
-      </w:r>
-      <w:r>
-        <w:rPr>
-          <w:highlight w:val="yellow"/>
-        </w:rPr>
-        <w:t>Month Name yyy</w:t>
-      </w:r>
-      <w:r>
-        <w:rPr>
-          <w:highlight w:val="yellow"/>
-        </w:rPr>
-        <w:t>y (i.e., September 2026)</w:t>
-      </w:r>
-      <w:r>
-        <w:t xml:space="preserve"> ini berlaku untuk Faktur dengan jatuh tempo tanggal </w:t>
+        <w:t xml:space="preserve"> </w:t>
+      </w:r>
+      <w:proofErr w:type="spellStart"/>
+      <w:r>
+        <w:t>sebelum</w:t>
+      </w:r>
+      <w:proofErr w:type="spellEnd"/>
+      <w:r>
+        <w:t xml:space="preserve"> </w:t>
+      </w:r>
+      <w:proofErr w:type="spellStart"/>
+      <w:r>
+        <w:t>faktur-faktur</w:t>
+      </w:r>
+      <w:proofErr w:type="spellEnd"/>
+      <w:r>
+        <w:t xml:space="preserve"> </w:t>
+      </w:r>
+      <w:proofErr w:type="spellStart"/>
+      <w:r>
+        <w:t>tersebut</w:t>
+      </w:r>
+      <w:proofErr w:type="spellEnd"/>
+      <w:r>
+        <w:t xml:space="preserve"> </w:t>
+      </w:r>
+      <w:proofErr w:type="spellStart"/>
+      <w:r>
+        <w:t>jatuh</w:t>
+      </w:r>
+      <w:proofErr w:type="spellEnd"/>
+      <w:r>
+        <w:t xml:space="preserve"> tempo, dan </w:t>
+      </w:r>
+      <w:proofErr w:type="spellStart"/>
+      <w:r>
+        <w:t>untuk</w:t>
+      </w:r>
+      <w:proofErr w:type="spellEnd"/>
+      <w:r>
+        <w:t xml:space="preserve"> program </w:t>
+      </w:r>
+      <w:proofErr w:type="spellStart"/>
+      <w:r>
+        <w:t>bulan</w:t>
+      </w:r>
+      <w:proofErr w:type="spellEnd"/>
+      <w:r>
+        <w:t xml:space="preserve"> </w:t>
+      </w:r>
+      <w:r>
+        <w:rPr>
+          <w:highlight w:val="yellow"/>
+        </w:rPr>
+        <w:t xml:space="preserve">Month Name </w:t>
+      </w:r>
+      <w:proofErr w:type="spellStart"/>
+      <w:r>
+        <w:rPr>
+          <w:highlight w:val="yellow"/>
+        </w:rPr>
+        <w:t>yyy</w:t>
+      </w:r>
+      <w:r>
+        <w:rPr>
+          <w:highlight w:val="yellow"/>
+        </w:rPr>
+        <w:t>y</w:t>
+      </w:r>
+      <w:proofErr w:type="spellEnd"/>
+      <w:r>
+        <w:rPr>
+          <w:highlight w:val="yellow"/>
+        </w:rPr>
+        <w:t xml:space="preserve"> (i.e., September 2026)</w:t>
+      </w:r>
+      <w:r>
+        <w:t xml:space="preserve"> </w:t>
+      </w:r>
+      <w:proofErr w:type="spellStart"/>
+      <w:r>
+        <w:t>ini</w:t>
+      </w:r>
+      <w:proofErr w:type="spellEnd"/>
+      <w:r>
+        <w:t xml:space="preserve"> </w:t>
+      </w:r>
+      <w:proofErr w:type="spellStart"/>
+      <w:r>
+        <w:t>berlaku</w:t>
+      </w:r>
+      <w:proofErr w:type="spellEnd"/>
+      <w:r>
+        <w:t xml:space="preserve"> </w:t>
+      </w:r>
+      <w:proofErr w:type="spellStart"/>
+      <w:r>
+        <w:t>untuk</w:t>
+      </w:r>
+      <w:proofErr w:type="spellEnd"/>
+      <w:r>
+        <w:t xml:space="preserve"> </w:t>
+      </w:r>
+      <w:proofErr w:type="spellStart"/>
+      <w:r>
+        <w:t>Faktur</w:t>
+      </w:r>
+      <w:proofErr w:type="spellEnd"/>
+      <w:r>
+        <w:t xml:space="preserve"> </w:t>
+      </w:r>
+      <w:proofErr w:type="spellStart"/>
+      <w:r>
+        <w:t>dengan</w:t>
+      </w:r>
+      <w:proofErr w:type="spellEnd"/>
+      <w:r>
+        <w:t xml:space="preserve"> </w:t>
+      </w:r>
+      <w:proofErr w:type="spellStart"/>
+      <w:r>
+        <w:t>jatuh</w:t>
+      </w:r>
+      <w:proofErr w:type="spellEnd"/>
+      <w:r>
+        <w:t xml:space="preserve"> tempo </w:t>
+      </w:r>
+      <w:proofErr w:type="spellStart"/>
+      <w:r>
+        <w:t>tanggal</w:t>
+      </w:r>
+      <w:proofErr w:type="spellEnd"/>
+      <w:r>
+        <w:t xml:space="preserve"> </w:t>
       </w:r>
       <w:r>
         <w:t>1</w:t>
       </w:r>
       <w:r>
-        <w:t xml:space="preserve"> sampai dengan </w:t>
+        <w:t xml:space="preserve"> </w:t>
+      </w:r>
+      <w:proofErr w:type="spellStart"/>
+      <w:r>
+        <w:t>sampai</w:t>
+      </w:r>
+      <w:proofErr w:type="spellEnd"/>
+      <w:r>
+        <w:t xml:space="preserve"> </w:t>
+      </w:r>
+      <w:proofErr w:type="spellStart"/>
+      <w:r>
+        <w:t>dengan</w:t>
+      </w:r>
+      <w:proofErr w:type="spellEnd"/>
+      <w:r>
+        <w:t xml:space="preserve"> </w:t>
       </w:r>
       <w:r>
         <w:rPr>
@@ -704,8 +1613,16 @@
         <w:rPr>
           <w:highlight w:val="yellow"/>
         </w:rPr>
-        <w:t>and year yyyy</w:t>
-      </w:r>
+        <w:t xml:space="preserve">and year </w:t>
+      </w:r>
+      <w:proofErr w:type="spellStart"/>
+      <w:r>
+        <w:rPr>
+          <w:highlight w:val="yellow"/>
+        </w:rPr>
+        <w:t>yyyy</w:t>
+      </w:r>
+      <w:proofErr w:type="spellEnd"/>
       <w:r>
         <w:rPr>
           <w:highlight w:val="yellow"/>
@@ -737,7 +1654,31 @@
         <w:t>6)</w:t>
       </w:r>
       <w:r>
-        <w:t xml:space="preserve">, untuk dibayarkan di periode </w:t>
+        <w:t xml:space="preserve">, </w:t>
+      </w:r>
+      <w:proofErr w:type="spellStart"/>
+      <w:r>
+        <w:t>untuk</w:t>
+      </w:r>
+      <w:proofErr w:type="spellEnd"/>
+      <w:r>
+        <w:t xml:space="preserve"> </w:t>
+      </w:r>
+      <w:proofErr w:type="spellStart"/>
+      <w:r>
+        <w:t>dibayarkan</w:t>
+      </w:r>
+      <w:proofErr w:type="spellEnd"/>
+      <w:r>
+        <w:t xml:space="preserve"> di </w:t>
+      </w:r>
+      <w:proofErr w:type="spellStart"/>
+      <w:r>
+        <w:t>periode</w:t>
+      </w:r>
+      <w:proofErr w:type="spellEnd"/>
+      <w:r>
+        <w:t xml:space="preserve"> </w:t>
       </w:r>
       <w:r>
         <w:rPr>
@@ -771,8 +1712,16 @@
           <w:highlight w:val="yellow"/>
         </w:rPr>
         <w:lastRenderedPageBreak/>
-        <w:t>offered discount date UNTIL (dd Month Name yyyy</w:t>
-      </w:r>
+        <w:t xml:space="preserve">offered discount date UNTIL (dd Month Name </w:t>
+      </w:r>
+      <w:proofErr w:type="spellStart"/>
+      <w:r>
+        <w:rPr>
+          <w:highlight w:val="yellow"/>
+        </w:rPr>
+        <w:t>yyyy</w:t>
+      </w:r>
+      <w:proofErr w:type="spellEnd"/>
       <w:r>
         <w:rPr>
           <w:highlight w:val="yellow"/>
@@ -780,17 +1729,62 @@
         <w:t>) i.e., 27 September 2026</w:t>
       </w:r>
       <w:r>
-        <w:t xml:space="preserve"> saja</w:t>
-      </w:r>
-      <w:r>
-        <w:t xml:space="preserve">.  Untuk pembayaran setelah tanggal </w:t>
-      </w:r>
-      <w:r>
-        <w:rPr>
-          <w:highlight w:val="yellow"/>
-        </w:rPr>
-        <w:t>offered discount date UNTIL (dd Month Name yyyy</w:t>
-      </w:r>
+        <w:t xml:space="preserve"> </w:t>
+      </w:r>
+      <w:proofErr w:type="spellStart"/>
+      <w:r>
+        <w:t>saja</w:t>
+      </w:r>
+      <w:proofErr w:type="spellEnd"/>
+      <w:r>
+        <w:t xml:space="preserve">.  </w:t>
+      </w:r>
+      <w:proofErr w:type="spellStart"/>
+      <w:r>
+        <w:t>Untuk</w:t>
+      </w:r>
+      <w:proofErr w:type="spellEnd"/>
+      <w:r>
+        <w:t xml:space="preserve"> </w:t>
+      </w:r>
+      <w:proofErr w:type="spellStart"/>
+      <w:r>
+        <w:t>pembayaran</w:t>
+      </w:r>
+      <w:proofErr w:type="spellEnd"/>
+      <w:r>
+        <w:t xml:space="preserve"> </w:t>
+      </w:r>
+      <w:proofErr w:type="spellStart"/>
+      <w:r>
+        <w:t>setelah</w:t>
+      </w:r>
+      <w:proofErr w:type="spellEnd"/>
+      <w:r>
+        <w:t xml:space="preserve"> </w:t>
+      </w:r>
+      <w:proofErr w:type="spellStart"/>
+      <w:r>
+        <w:t>tanggal</w:t>
+      </w:r>
+      <w:proofErr w:type="spellEnd"/>
+      <w:r>
+        <w:t xml:space="preserve"> </w:t>
+      </w:r>
+      <w:r>
+        <w:rPr>
+          <w:highlight w:val="yellow"/>
+        </w:rPr>
+        <w:t xml:space="preserve">offered discount date UNTIL (dd Month Name </w:t>
+      </w:r>
+      <w:proofErr w:type="spellStart"/>
+      <w:r>
+        <w:rPr>
+          <w:highlight w:val="yellow"/>
+        </w:rPr>
+        <w:t>yyyy</w:t>
+      </w:r>
+      <w:proofErr w:type="spellEnd"/>
       <w:r>
         <w:rPr>
           <w:highlight w:val="yellow"/>
@@ -798,7 +1792,39 @@
         <w:t>) i.e., 27 September 2026</w:t>
       </w:r>
       <w:r>
-        <w:t>, maka program ini tidak berlaku.</w:t>
+        <w:t xml:space="preserve">, </w:t>
+      </w:r>
+      <w:proofErr w:type="spellStart"/>
+      <w:r>
+        <w:t>maka</w:t>
+      </w:r>
+      <w:proofErr w:type="spellEnd"/>
+      <w:r>
+        <w:t xml:space="preserve"> program </w:t>
+      </w:r>
+      <w:proofErr w:type="spellStart"/>
+      <w:r>
+        <w:t>ini</w:t>
+      </w:r>
+      <w:proofErr w:type="spellEnd"/>
+      <w:r>
+        <w:t xml:space="preserve"> </w:t>
+      </w:r>
+      <w:proofErr w:type="spellStart"/>
+      <w:r>
+        <w:t>tidak</w:t>
+      </w:r>
+      <w:proofErr w:type="spellEnd"/>
+      <w:r>
+        <w:t xml:space="preserve"> </w:t>
+      </w:r>
+      <w:proofErr w:type="spellStart"/>
+      <w:r>
+        <w:t>berlaku</w:t>
+      </w:r>
+      <w:proofErr w:type="spellEnd"/>
+      <w:r>
+        <w:t>.</w:t>
       </w:r>
       <w:r>
         <w:t xml:space="preserve"> </w:t>
@@ -814,7 +1840,63 @@
         <w:jc w:val="both"/>
       </w:pPr>
       <w:r>
-        <w:t>Jika berminat untuk mengikuti program ini, Bapak/Ibu dapat menghubungi  tim Finance kami (</w:t>
+        <w:t xml:space="preserve">Jika </w:t>
+      </w:r>
+      <w:proofErr w:type="spellStart"/>
+      <w:r>
+        <w:t>berminat</w:t>
+      </w:r>
+      <w:proofErr w:type="spellEnd"/>
+      <w:r>
+        <w:t xml:space="preserve"> </w:t>
+      </w:r>
+      <w:proofErr w:type="spellStart"/>
+      <w:r>
+        <w:t>untuk</w:t>
+      </w:r>
+      <w:proofErr w:type="spellEnd"/>
+      <w:r>
+        <w:t xml:space="preserve"> </w:t>
+      </w:r>
+      <w:proofErr w:type="spellStart"/>
+      <w:r>
+        <w:t>mengikuti</w:t>
+      </w:r>
+      <w:proofErr w:type="spellEnd"/>
+      <w:r>
+        <w:t xml:space="preserve"> program </w:t>
+      </w:r>
+      <w:proofErr w:type="spellStart"/>
+      <w:r>
+        <w:t>ini</w:t>
+      </w:r>
+      <w:proofErr w:type="spellEnd"/>
+      <w:r>
+        <w:t xml:space="preserve">, Bapak/Ibu </w:t>
+      </w:r>
+      <w:proofErr w:type="spellStart"/>
+      <w:r>
+        <w:t>dapat</w:t>
+      </w:r>
+      <w:proofErr w:type="spellEnd"/>
+      <w:r>
+        <w:t xml:space="preserve"> </w:t>
+      </w:r>
+      <w:proofErr w:type="spellStart"/>
+      <w:r>
+        <w:t>menghubungi</w:t>
+      </w:r>
+      <w:proofErr w:type="spellEnd"/>
+      <w:r>
+        <w:t xml:space="preserve">  </w:t>
+      </w:r>
+      <w:proofErr w:type="spellStart"/>
+      <w:r>
+        <w:t>tim</w:t>
+      </w:r>
+      <w:proofErr w:type="spellEnd"/>
+      <w:r>
+        <w:t xml:space="preserve"> Finance kami (</w:t>
       </w:r>
       <w:r>
         <w:rPr>
@@ -849,8 +1931,13 @@
       <w:r>
         <w:t xml:space="preserve">) di </w:t>
       </w:r>
-      <w:r>
-        <w:t>alamat email</w:t>
+      <w:proofErr w:type="spellStart"/>
+      <w:r>
+        <w:t>alamat</w:t>
+      </w:r>
+      <w:proofErr w:type="spellEnd"/>
+      <w:r>
+        <w:t xml:space="preserve"> email</w:t>
       </w:r>
       <w:r>
         <w:t xml:space="preserve"> </w:t>
@@ -886,7 +1973,15 @@
         <w:t xml:space="preserve"> di</w:t>
       </w:r>
       <w:r>
-        <w:t xml:space="preserve"> alamat email</w:t>
+        <w:t xml:space="preserve"> </w:t>
+      </w:r>
+      <w:proofErr w:type="spellStart"/>
+      <w:r>
+        <w:t>alamat</w:t>
+      </w:r>
+      <w:proofErr w:type="spellEnd"/>
+      <w:r>
+        <w:t xml:space="preserve"> email</w:t>
       </w:r>
       <w:r>
         <w:t xml:space="preserve"> </w:t>
@@ -910,7 +2005,15 @@
         <w:t>Honorifics + Name Team No. 4 (i.e., Ibu Amber)</w:t>
       </w:r>
       <w:r>
-        <w:t xml:space="preserve"> di alamat email</w:t>
+        <w:t xml:space="preserve"> di </w:t>
+      </w:r>
+      <w:proofErr w:type="spellStart"/>
+      <w:r>
+        <w:t>alamat</w:t>
+      </w:r>
+      <w:proofErr w:type="spellEnd"/>
+      <w:r>
+        <w:t xml:space="preserve"> email</w:t>
       </w:r>
       <w:r>
         <w:t xml:space="preserve"> </w:t>
@@ -924,8 +2027,45 @@
       <w:r>
         <w:t xml:space="preserve">, </w:t>
       </w:r>
-      <w:r>
-        <w:t>untuk mengkonfirmasi tanggal pembayaran yang dipilih.</w:t>
+      <w:proofErr w:type="spellStart"/>
+      <w:r>
+        <w:t>untuk</w:t>
+      </w:r>
+      <w:proofErr w:type="spellEnd"/>
+      <w:r>
+        <w:t xml:space="preserve"> </w:t>
+      </w:r>
+      <w:proofErr w:type="spellStart"/>
+      <w:r>
+        <w:t>mengkonfirmasi</w:t>
+      </w:r>
+      <w:proofErr w:type="spellEnd"/>
+      <w:r>
+        <w:t xml:space="preserve"> </w:t>
+      </w:r>
+      <w:proofErr w:type="spellStart"/>
+      <w:r>
+        <w:t>tanggal</w:t>
+      </w:r>
+      <w:proofErr w:type="spellEnd"/>
+      <w:r>
+        <w:t xml:space="preserve"> </w:t>
+      </w:r>
+      <w:proofErr w:type="spellStart"/>
+      <w:r>
+        <w:t>pembayaran</w:t>
+      </w:r>
+      <w:proofErr w:type="spellEnd"/>
+      <w:r>
+        <w:t xml:space="preserve"> yang </w:t>
+      </w:r>
+      <w:proofErr w:type="spellStart"/>
+      <w:r>
+        <w:t>dipilih</w:t>
+      </w:r>
+      <w:proofErr w:type="spellEnd"/>
+      <w:r>
+        <w:t>.</w:t>
       </w:r>
     </w:p>
     <w:p>
@@ -933,8 +2073,41 @@
         <w:jc w:val="both"/>
       </w:pPr>
       <w:r>
-        <w:t xml:space="preserve">Kami lampirkan juga simulasi atas perhitungan </w:t>
-      </w:r>
+        <w:t xml:space="preserve">Kami </w:t>
+      </w:r>
+      <w:proofErr w:type="spellStart"/>
+      <w:r>
+        <w:t>lampirkan</w:t>
+      </w:r>
+      <w:proofErr w:type="spellEnd"/>
+      <w:r>
+        <w:t xml:space="preserve"> juga </w:t>
+      </w:r>
+      <w:proofErr w:type="spellStart"/>
+      <w:r>
+        <w:t>simulasi</w:t>
+      </w:r>
+      <w:proofErr w:type="spellEnd"/>
+      <w:r>
+        <w:t xml:space="preserve"> </w:t>
+      </w:r>
+      <w:proofErr w:type="spellStart"/>
+      <w:r>
+        <w:t>atas</w:t>
+      </w:r>
+      <w:proofErr w:type="spellEnd"/>
+      <w:r>
+        <w:t xml:space="preserve"> </w:t>
+      </w:r>
+      <w:proofErr w:type="spellStart"/>
+      <w:r>
+        <w:t>perhitungan</w:t>
+      </w:r>
+      <w:proofErr w:type="spellEnd"/>
+      <w:r>
+        <w:t xml:space="preserve"> </w:t>
+      </w:r>
+      <w:proofErr w:type="spellStart"/>
       <w:r>
         <w:rPr>
           <w:i/>
@@ -942,8 +2115,41 @@
         </w:rPr>
         <w:t>imbalan</w:t>
       </w:r>
-      <w:r>
-        <w:t xml:space="preserve"> jika Bapak / Ibu setuju untuk mengikuti program “</w:t>
+      <w:proofErr w:type="spellEnd"/>
+      <w:r>
+        <w:t xml:space="preserve"> </w:t>
+      </w:r>
+      <w:proofErr w:type="spellStart"/>
+      <w:r>
+        <w:t>jika</w:t>
+      </w:r>
+      <w:proofErr w:type="spellEnd"/>
+      <w:r>
+        <w:t xml:space="preserve"> Bapak / Ibu </w:t>
+      </w:r>
+      <w:proofErr w:type="spellStart"/>
+      <w:r>
+        <w:t>setuju</w:t>
+      </w:r>
+      <w:proofErr w:type="spellEnd"/>
+      <w:r>
+        <w:t xml:space="preserve"> </w:t>
+      </w:r>
+      <w:proofErr w:type="spellStart"/>
+      <w:r>
+        <w:t>untuk</w:t>
+      </w:r>
+      <w:proofErr w:type="spellEnd"/>
+      <w:r>
+        <w:t xml:space="preserve"> </w:t>
+      </w:r>
+      <w:proofErr w:type="spellStart"/>
+      <w:r>
+        <w:t>mengikuti</w:t>
+      </w:r>
+      <w:proofErr w:type="spellEnd"/>
+      <w:r>
+        <w:t xml:space="preserve"> program “</w:t>
       </w:r>
       <w:r>
         <w:rPr>
@@ -963,9 +2169,38 @@
       <w:pPr>
         <w:jc w:val="both"/>
       </w:pPr>
+      <w:proofErr w:type="spellStart"/>
       <w:r>
         <w:lastRenderedPageBreak/>
-        <w:t>Berikut ketentuan dan mekanisme klaimnya:</w:t>
+        <w:t>Berikut</w:t>
+      </w:r>
+      <w:proofErr w:type="spellEnd"/>
+      <w:r>
+        <w:t xml:space="preserve"> </w:t>
+      </w:r>
+      <w:proofErr w:type="spellStart"/>
+      <w:r>
+        <w:t>ketentuan</w:t>
+      </w:r>
+      <w:proofErr w:type="spellEnd"/>
+      <w:r>
+        <w:t xml:space="preserve"> dan </w:t>
+      </w:r>
+      <w:proofErr w:type="spellStart"/>
+      <w:r>
+        <w:t>mekanisme</w:t>
+      </w:r>
+      <w:proofErr w:type="spellEnd"/>
+      <w:r>
+        <w:t xml:space="preserve"> </w:t>
+      </w:r>
+      <w:proofErr w:type="spellStart"/>
+      <w:r>
+        <w:t>klaimnya</w:t>
+      </w:r>
+      <w:proofErr w:type="spellEnd"/>
+      <w:r>
+        <w:t>:</w:t>
       </w:r>
     </w:p>
     <w:p>
@@ -977,8 +2212,77 @@
         </w:numPr>
         <w:jc w:val="both"/>
       </w:pPr>
-      <w:r>
-        <w:t>Untuk total imbalan / diskon yang digunakan dipotong 15% karena merupakan subjek PPh 15%</w:t>
+      <w:proofErr w:type="spellStart"/>
+      <w:r>
+        <w:t>Untuk</w:t>
+      </w:r>
+      <w:proofErr w:type="spellEnd"/>
+      <w:r>
+        <w:t xml:space="preserve"> total </w:t>
+      </w:r>
+      <w:proofErr w:type="spellStart"/>
+      <w:r>
+        <w:t>imbalan</w:t>
+      </w:r>
+      <w:proofErr w:type="spellEnd"/>
+      <w:r>
+        <w:t xml:space="preserve"> / </w:t>
+      </w:r>
+      <w:proofErr w:type="spellStart"/>
+      <w:r>
+        <w:t>diskon</w:t>
+      </w:r>
+      <w:proofErr w:type="spellEnd"/>
+      <w:r>
+        <w:t xml:space="preserve"> yang </w:t>
+      </w:r>
+      <w:proofErr w:type="spellStart"/>
+      <w:r>
+        <w:t>digunakan</w:t>
+      </w:r>
+      <w:proofErr w:type="spellEnd"/>
+      <w:r>
+        <w:t xml:space="preserve"> </w:t>
+      </w:r>
+      <w:proofErr w:type="spellStart"/>
+      <w:r>
+        <w:t>dipotong</w:t>
+      </w:r>
+      <w:proofErr w:type="spellEnd"/>
+      <w:r>
+        <w:t xml:space="preserve"> 15% </w:t>
+      </w:r>
+      <w:proofErr w:type="spellStart"/>
+      <w:r>
+        <w:t>karena</w:t>
+      </w:r>
+      <w:proofErr w:type="spellEnd"/>
+      <w:r>
+        <w:t xml:space="preserve"> </w:t>
+      </w:r>
+      <w:proofErr w:type="spellStart"/>
+      <w:r>
+        <w:t>merupakan</w:t>
+      </w:r>
+      <w:proofErr w:type="spellEnd"/>
+      <w:r>
+        <w:t xml:space="preserve"> </w:t>
+      </w:r>
+      <w:proofErr w:type="spellStart"/>
+      <w:r>
+        <w:t>subjek</w:t>
+      </w:r>
+      <w:proofErr w:type="spellEnd"/>
+      <w:r>
+        <w:t xml:space="preserve"> </w:t>
+      </w:r>
+      <w:proofErr w:type="spellStart"/>
+      <w:r>
+        <w:t>PPh</w:t>
+      </w:r>
+      <w:proofErr w:type="spellEnd"/>
+      <w:r>
+        <w:t xml:space="preserve"> 15%</w:t>
       </w:r>
     </w:p>
     <w:p>
@@ -991,7 +2295,31 @@
         <w:jc w:val="both"/>
       </w:pPr>
       <w:r>
-        <w:t xml:space="preserve">Distributor menerbitkan invoice / kwitansi ke PT. </w:t>
+        <w:t xml:space="preserve">Distributor </w:t>
+      </w:r>
+      <w:proofErr w:type="spellStart"/>
+      <w:r>
+        <w:t>menerbitkan</w:t>
+      </w:r>
+      <w:proofErr w:type="spellEnd"/>
+      <w:r>
+        <w:t xml:space="preserve"> invoice / </w:t>
+      </w:r>
+      <w:proofErr w:type="spellStart"/>
+      <w:r>
+        <w:t>kwitansi</w:t>
+      </w:r>
+      <w:proofErr w:type="spellEnd"/>
+      <w:r>
+        <w:t xml:space="preserve"> </w:t>
+      </w:r>
+      <w:proofErr w:type="spellStart"/>
+      <w:r>
+        <w:t>ke</w:t>
+      </w:r>
+      <w:proofErr w:type="spellEnd"/>
+      <w:r>
+        <w:t xml:space="preserve"> PT. </w:t>
       </w:r>
       <w:r>
         <w:rPr>
@@ -1000,7 +2328,63 @@
         <w:t>abbreviation of the company name i.e., MCS</w:t>
       </w:r>
       <w:r>
-        <w:t xml:space="preserve">, tanpa Faktur Pajak karena bukan subjek PPN.  Melampirkan Surat Smart Payer dari PT. </w:t>
+        <w:t xml:space="preserve">, </w:t>
+      </w:r>
+      <w:proofErr w:type="spellStart"/>
+      <w:r>
+        <w:t>tanpa</w:t>
+      </w:r>
+      <w:proofErr w:type="spellEnd"/>
+      <w:r>
+        <w:t xml:space="preserve"> </w:t>
+      </w:r>
+      <w:proofErr w:type="spellStart"/>
+      <w:r>
+        <w:t>Faktur</w:t>
+      </w:r>
+      <w:proofErr w:type="spellEnd"/>
+      <w:r>
+        <w:t xml:space="preserve"> Pajak </w:t>
+      </w:r>
+      <w:proofErr w:type="spellStart"/>
+      <w:r>
+        <w:t>karena</w:t>
+      </w:r>
+      <w:proofErr w:type="spellEnd"/>
+      <w:r>
+        <w:t xml:space="preserve"> </w:t>
+      </w:r>
+      <w:proofErr w:type="spellStart"/>
+      <w:r>
+        <w:t>bukan</w:t>
+      </w:r>
+      <w:proofErr w:type="spellEnd"/>
+      <w:r>
+        <w:t xml:space="preserve"> </w:t>
+      </w:r>
+      <w:proofErr w:type="spellStart"/>
+      <w:r>
+        <w:t>subjek</w:t>
+      </w:r>
+      <w:proofErr w:type="spellEnd"/>
+      <w:r>
+        <w:t xml:space="preserve"> PPN.  </w:t>
+      </w:r>
+      <w:proofErr w:type="spellStart"/>
+      <w:r>
+        <w:t>Melampirkan</w:t>
+      </w:r>
+      <w:proofErr w:type="spellEnd"/>
+      <w:r>
+        <w:t xml:space="preserve"> Surat Smart Payer </w:t>
+      </w:r>
+      <w:proofErr w:type="spellStart"/>
+      <w:r>
+        <w:t>dari</w:t>
+      </w:r>
+      <w:proofErr w:type="spellEnd"/>
+      <w:r>
+        <w:t xml:space="preserve"> PT. </w:t>
       </w:r>
       <w:r>
         <w:rPr>
@@ -1009,8 +2393,21 @@
         <w:t>abbreviation of the company name i.e., MCS</w:t>
       </w:r>
       <w:r>
-        <w:t xml:space="preserve"> sebagai pendukung</w:t>
-      </w:r>
+        <w:t xml:space="preserve"> </w:t>
+      </w:r>
+      <w:proofErr w:type="spellStart"/>
+      <w:r>
+        <w:t>sebagai</w:t>
+      </w:r>
+      <w:proofErr w:type="spellEnd"/>
+      <w:r>
+        <w:t xml:space="preserve"> </w:t>
+      </w:r>
+      <w:proofErr w:type="spellStart"/>
+      <w:r>
+        <w:t>pendukung</w:t>
+      </w:r>
+      <w:proofErr w:type="spellEnd"/>
     </w:p>
     <w:p>
       <w:pPr>
@@ -1022,7 +2419,87 @@
         <w:jc w:val="both"/>
       </w:pPr>
       <w:r>
-        <w:t xml:space="preserve">Distributor agar submit dokumen klaim di poin 2 di web PEKA maksimal satu hari setelah pembayaran ke PT. </w:t>
+        <w:t xml:space="preserve">Distributor </w:t>
+      </w:r>
+      <w:proofErr w:type="gramStart"/>
+      <w:r>
+        <w:t>agar</w:t>
+      </w:r>
+      <w:proofErr w:type="gramEnd"/>
+      <w:r>
+        <w:t xml:space="preserve"> submit </w:t>
+      </w:r>
+      <w:proofErr w:type="spellStart"/>
+      <w:r>
+        <w:t>dokumen</w:t>
+      </w:r>
+      <w:proofErr w:type="spellEnd"/>
+      <w:r>
+        <w:t xml:space="preserve"> </w:t>
+      </w:r>
+      <w:proofErr w:type="spellStart"/>
+      <w:r>
+        <w:t>klaim</w:t>
+      </w:r>
+      <w:proofErr w:type="spellEnd"/>
+      <w:r>
+        <w:t xml:space="preserve"> di </w:t>
+      </w:r>
+      <w:proofErr w:type="spellStart"/>
+      <w:r>
+        <w:t>poin</w:t>
+      </w:r>
+      <w:proofErr w:type="spellEnd"/>
+      <w:r>
+        <w:t xml:space="preserve"> 2 di web PEKA </w:t>
+      </w:r>
+      <w:proofErr w:type="spellStart"/>
+      <w:r>
+        <w:t>maksimal</w:t>
+      </w:r>
+      <w:proofErr w:type="spellEnd"/>
+      <w:r>
+        <w:t xml:space="preserve"> </w:t>
+      </w:r>
+      <w:proofErr w:type="spellStart"/>
+      <w:r>
+        <w:t>satu</w:t>
+      </w:r>
+      <w:proofErr w:type="spellEnd"/>
+      <w:r>
+        <w:t xml:space="preserve"> </w:t>
+      </w:r>
+      <w:proofErr w:type="spellStart"/>
+      <w:r>
+        <w:t>hari</w:t>
+      </w:r>
+      <w:proofErr w:type="spellEnd"/>
+      <w:r>
+        <w:t xml:space="preserve"> </w:t>
+      </w:r>
+      <w:proofErr w:type="spellStart"/>
+      <w:r>
+        <w:t>setelah</w:t>
+      </w:r>
+      <w:proofErr w:type="spellEnd"/>
+      <w:r>
+        <w:t xml:space="preserve"> </w:t>
+      </w:r>
+      <w:proofErr w:type="spellStart"/>
+      <w:r>
+        <w:t>pembayaran</w:t>
+      </w:r>
+      <w:proofErr w:type="spellEnd"/>
+      <w:r>
+        <w:t xml:space="preserve"> </w:t>
+      </w:r>
+      <w:proofErr w:type="spellStart"/>
+      <w:r>
+        <w:t>ke</w:t>
+      </w:r>
+      <w:proofErr w:type="spellEnd"/>
+      <w:r>
+        <w:t xml:space="preserve"> PT. </w:t>
       </w:r>
       <w:r>
         <w:rPr>
@@ -1031,7 +2508,63 @@
         <w:t>abbreviation of the company name i.e., MCS</w:t>
       </w:r>
       <w:r>
-        <w:t xml:space="preserve"> supaya sisa AR atas potongan imbalan / diskon dapat di-settle PT. </w:t>
+        <w:t xml:space="preserve"> </w:t>
+      </w:r>
+      <w:proofErr w:type="spellStart"/>
+      <w:r>
+        <w:t>supaya</w:t>
+      </w:r>
+      <w:proofErr w:type="spellEnd"/>
+      <w:r>
+        <w:t xml:space="preserve"> </w:t>
+      </w:r>
+      <w:proofErr w:type="spellStart"/>
+      <w:r>
+        <w:t>sisa</w:t>
+      </w:r>
+      <w:proofErr w:type="spellEnd"/>
+      <w:r>
+        <w:t xml:space="preserve"> AR </w:t>
+      </w:r>
+      <w:proofErr w:type="spellStart"/>
+      <w:r>
+        <w:t>atas</w:t>
+      </w:r>
+      <w:proofErr w:type="spellEnd"/>
+      <w:r>
+        <w:t xml:space="preserve"> </w:t>
+      </w:r>
+      <w:proofErr w:type="spellStart"/>
+      <w:r>
+        <w:t>potongan</w:t>
+      </w:r>
+      <w:proofErr w:type="spellEnd"/>
+      <w:r>
+        <w:t xml:space="preserve"> </w:t>
+      </w:r>
+      <w:proofErr w:type="spellStart"/>
+      <w:r>
+        <w:t>imbalan</w:t>
+      </w:r>
+      <w:proofErr w:type="spellEnd"/>
+      <w:r>
+        <w:t xml:space="preserve"> / </w:t>
+      </w:r>
+      <w:proofErr w:type="spellStart"/>
+      <w:r>
+        <w:t>diskon</w:t>
+      </w:r>
+      <w:proofErr w:type="spellEnd"/>
+      <w:r>
+        <w:t xml:space="preserve"> </w:t>
+      </w:r>
+      <w:proofErr w:type="spellStart"/>
+      <w:r>
+        <w:t>dapat</w:t>
+      </w:r>
+      <w:proofErr w:type="spellEnd"/>
+      <w:r>
+        <w:t xml:space="preserve"> di-settle PT. </w:t>
       </w:r>
       <w:r>
         <w:rPr>
@@ -1040,7 +2573,31 @@
         <w:t>abbreviation of the company name i.e., MCS</w:t>
       </w:r>
       <w:r>
-        <w:t xml:space="preserve"> dari system di bulan yang sama.</w:t>
+        <w:t xml:space="preserve"> </w:t>
+      </w:r>
+      <w:proofErr w:type="spellStart"/>
+      <w:r>
+        <w:t>dari</w:t>
+      </w:r>
+      <w:proofErr w:type="spellEnd"/>
+      <w:r>
+        <w:t xml:space="preserve"> system di </w:t>
+      </w:r>
+      <w:proofErr w:type="spellStart"/>
+      <w:r>
+        <w:t>bulan</w:t>
+      </w:r>
+      <w:proofErr w:type="spellEnd"/>
+      <w:r>
+        <w:t xml:space="preserve"> yang </w:t>
+      </w:r>
+      <w:proofErr w:type="spellStart"/>
+      <w:r>
+        <w:t>sama</w:t>
+      </w:r>
+      <w:proofErr w:type="spellEnd"/>
+      <w:r>
+        <w:t>.</w:t>
       </w:r>
     </w:p>
     <w:p>
@@ -1059,8 +2616,69 @@
         <w:t>GCPI</w:t>
       </w:r>
       <w:r>
-        <w:t xml:space="preserve"> akan menerbitkan Bukti Potong PPh ke Distributor atas klaim ini</w:t>
-      </w:r>
+        <w:t xml:space="preserve"> </w:t>
+      </w:r>
+      <w:proofErr w:type="spellStart"/>
+      <w:r>
+        <w:t>akan</w:t>
+      </w:r>
+      <w:proofErr w:type="spellEnd"/>
+      <w:r>
+        <w:t xml:space="preserve"> </w:t>
+      </w:r>
+      <w:proofErr w:type="spellStart"/>
+      <w:r>
+        <w:t>menerbitkan</w:t>
+      </w:r>
+      <w:proofErr w:type="spellEnd"/>
+      <w:r>
+        <w:t xml:space="preserve"> Bukti </w:t>
+      </w:r>
+      <w:proofErr w:type="spellStart"/>
+      <w:r>
+        <w:t>Potong</w:t>
+      </w:r>
+      <w:proofErr w:type="spellEnd"/>
+      <w:r>
+        <w:t xml:space="preserve"> </w:t>
+      </w:r>
+      <w:proofErr w:type="spellStart"/>
+      <w:r>
+        <w:t>PPh</w:t>
+      </w:r>
+      <w:proofErr w:type="spellEnd"/>
+      <w:r>
+        <w:t xml:space="preserve"> </w:t>
+      </w:r>
+      <w:proofErr w:type="spellStart"/>
+      <w:r>
+        <w:t>ke</w:t>
+      </w:r>
+      <w:proofErr w:type="spellEnd"/>
+      <w:r>
+        <w:t xml:space="preserve"> Distributor </w:t>
+      </w:r>
+      <w:proofErr w:type="spellStart"/>
+      <w:r>
+        <w:t>atas</w:t>
+      </w:r>
+      <w:proofErr w:type="spellEnd"/>
+      <w:r>
+        <w:t xml:space="preserve"> </w:t>
+      </w:r>
+      <w:proofErr w:type="spellStart"/>
+      <w:r>
+        <w:t>klaim</w:t>
+      </w:r>
+      <w:proofErr w:type="spellEnd"/>
+      <w:r>
+        <w:t xml:space="preserve"> </w:t>
+      </w:r>
+      <w:proofErr w:type="spellStart"/>
+      <w:r>
+        <w:t>ini</w:t>
+      </w:r>
+      <w:proofErr w:type="spellEnd"/>
     </w:p>
     <w:p>
       <w:pPr>
@@ -1071,8 +2689,101 @@
       <w:pPr>
         <w:jc w:val="both"/>
       </w:pPr>
-      <w:r>
-        <w:t>Demikian pemberitahuan dari kami. Besar harapan kami, Bapak / Ibu dapat memanfaatkan program ini. Atas perhatian dan kerjasamanya, kami ucapkan terima kasih.</w:t>
+      <w:proofErr w:type="spellStart"/>
+      <w:r>
+        <w:t>Demikian</w:t>
+      </w:r>
+      <w:proofErr w:type="spellEnd"/>
+      <w:r>
+        <w:t xml:space="preserve"> </w:t>
+      </w:r>
+      <w:proofErr w:type="spellStart"/>
+      <w:r>
+        <w:t>pemberitahuan</w:t>
+      </w:r>
+      <w:proofErr w:type="spellEnd"/>
+      <w:r>
+        <w:t xml:space="preserve"> </w:t>
+      </w:r>
+      <w:proofErr w:type="spellStart"/>
+      <w:r>
+        <w:t>dari</w:t>
+      </w:r>
+      <w:proofErr w:type="spellEnd"/>
+      <w:r>
+        <w:t xml:space="preserve"> kami. Besar </w:t>
+      </w:r>
+      <w:proofErr w:type="spellStart"/>
+      <w:r>
+        <w:t>harapan</w:t>
+      </w:r>
+      <w:proofErr w:type="spellEnd"/>
+      <w:r>
+        <w:t xml:space="preserve"> kami, Bapak / Ibu </w:t>
+      </w:r>
+      <w:proofErr w:type="spellStart"/>
+      <w:r>
+        <w:t>dapat</w:t>
+      </w:r>
+      <w:proofErr w:type="spellEnd"/>
+      <w:r>
+        <w:t xml:space="preserve"> </w:t>
+      </w:r>
+      <w:proofErr w:type="spellStart"/>
+      <w:r>
+        <w:t>memanfaatkan</w:t>
+      </w:r>
+      <w:proofErr w:type="spellEnd"/>
+      <w:r>
+        <w:t xml:space="preserve"> program </w:t>
+      </w:r>
+      <w:proofErr w:type="spellStart"/>
+      <w:r>
+        <w:t>ini</w:t>
+      </w:r>
+      <w:proofErr w:type="spellEnd"/>
+      <w:r>
+        <w:t xml:space="preserve">. Atas </w:t>
+      </w:r>
+      <w:proofErr w:type="spellStart"/>
+      <w:r>
+        <w:t>perhatian</w:t>
+      </w:r>
+      <w:proofErr w:type="spellEnd"/>
+      <w:r>
+        <w:t xml:space="preserve"> dan </w:t>
+      </w:r>
+      <w:proofErr w:type="spellStart"/>
+      <w:r>
+        <w:t>kerjasamanya</w:t>
+      </w:r>
+      <w:proofErr w:type="spellEnd"/>
+      <w:r>
+        <w:t xml:space="preserve">, kami </w:t>
+      </w:r>
+      <w:proofErr w:type="spellStart"/>
+      <w:r>
+        <w:t>ucapkan</w:t>
+      </w:r>
+      <w:proofErr w:type="spellEnd"/>
+      <w:r>
+        <w:t xml:space="preserve"> </w:t>
+      </w:r>
+      <w:proofErr w:type="spellStart"/>
+      <w:r>
+        <w:t>terima</w:t>
+      </w:r>
+      <w:proofErr w:type="spellEnd"/>
+      <w:r>
+        <w:t xml:space="preserve"> </w:t>
+      </w:r>
+      <w:proofErr w:type="spellStart"/>
+      <w:r>
+        <w:t>kasih</w:t>
+      </w:r>
+      <w:proofErr w:type="spellEnd"/>
+      <w:r>
+        <w:t>.</w:t>
       </w:r>
     </w:p>
     <w:p>
@@ -1151,7 +2862,183 @@
           <w:i/>
           <w:iCs/>
         </w:rPr>
-        <w:t>(Dokumen ini dibuat secara otomatis melalui sistem dan tidak memerlukan tanda tangan)</w:t>
+        <w:t>(</w:t>
+      </w:r>
+      <w:proofErr w:type="spellStart"/>
+      <w:r>
+        <w:rPr>
+          <w:i/>
+          <w:iCs/>
+        </w:rPr>
+        <w:t>Dokumen</w:t>
+      </w:r>
+      <w:proofErr w:type="spellEnd"/>
+      <w:r>
+        <w:rPr>
+          <w:i/>
+          <w:iCs/>
+        </w:rPr>
+        <w:t xml:space="preserve"> </w:t>
+      </w:r>
+      <w:proofErr w:type="spellStart"/>
+      <w:r>
+        <w:rPr>
+          <w:i/>
+          <w:iCs/>
+        </w:rPr>
+        <w:t>ini</w:t>
+      </w:r>
+      <w:proofErr w:type="spellEnd"/>
+      <w:r>
+        <w:rPr>
+          <w:i/>
+          <w:iCs/>
+        </w:rPr>
+        <w:t xml:space="preserve"> </w:t>
+      </w:r>
+      <w:proofErr w:type="spellStart"/>
+      <w:r>
+        <w:rPr>
+          <w:i/>
+          <w:iCs/>
+        </w:rPr>
+        <w:t>dibuat</w:t>
+      </w:r>
+      <w:proofErr w:type="spellEnd"/>
+      <w:r>
+        <w:rPr>
+          <w:i/>
+          <w:iCs/>
+        </w:rPr>
+        <w:t xml:space="preserve"> </w:t>
+      </w:r>
+      <w:proofErr w:type="spellStart"/>
+      <w:r>
+        <w:rPr>
+          <w:i/>
+          <w:iCs/>
+        </w:rPr>
+        <w:t>secara</w:t>
+      </w:r>
+      <w:proofErr w:type="spellEnd"/>
+      <w:r>
+        <w:rPr>
+          <w:i/>
+          <w:iCs/>
+        </w:rPr>
+        <w:t xml:space="preserve"> </w:t>
+      </w:r>
+      <w:proofErr w:type="spellStart"/>
+      <w:r>
+        <w:rPr>
+          <w:i/>
+          <w:iCs/>
+        </w:rPr>
+        <w:t>otomatis</w:t>
+      </w:r>
+      <w:proofErr w:type="spellEnd"/>
+      <w:r>
+        <w:rPr>
+          <w:i/>
+          <w:iCs/>
+        </w:rPr>
+        <w:t xml:space="preserve"> </w:t>
+      </w:r>
+      <w:proofErr w:type="spellStart"/>
+      <w:r>
+        <w:rPr>
+          <w:i/>
+          <w:iCs/>
+        </w:rPr>
+        <w:t>melalui</w:t>
+      </w:r>
+      <w:proofErr w:type="spellEnd"/>
+      <w:r>
+        <w:rPr>
+          <w:i/>
+          <w:iCs/>
+        </w:rPr>
+        <w:t xml:space="preserve"> </w:t>
+      </w:r>
+      <w:proofErr w:type="spellStart"/>
+      <w:r>
+        <w:rPr>
+          <w:i/>
+          <w:iCs/>
+        </w:rPr>
+        <w:t>sistem</w:t>
+      </w:r>
+      <w:proofErr w:type="spellEnd"/>
+      <w:r>
+        <w:rPr>
+          <w:i/>
+          <w:iCs/>
+        </w:rPr>
+        <w:t xml:space="preserve"> dan </w:t>
+      </w:r>
+      <w:proofErr w:type="spellStart"/>
+      <w:r>
+        <w:rPr>
+          <w:i/>
+          <w:iCs/>
+        </w:rPr>
+        <w:t>tidak</w:t>
+      </w:r>
+      <w:proofErr w:type="spellEnd"/>
+      <w:r>
+        <w:rPr>
+          <w:i/>
+          <w:iCs/>
+        </w:rPr>
+        <w:t xml:space="preserve"> </w:t>
+      </w:r>
+      <w:proofErr w:type="spellStart"/>
+      <w:r>
+        <w:rPr>
+          <w:i/>
+          <w:iCs/>
+        </w:rPr>
+        <w:t>memerlukan</w:t>
+      </w:r>
+      <w:proofErr w:type="spellEnd"/>
+      <w:r>
+        <w:rPr>
+          <w:i/>
+          <w:iCs/>
+        </w:rPr>
+        <w:t xml:space="preserve"> </w:t>
+      </w:r>
+      <w:proofErr w:type="spellStart"/>
+      <w:r>
+        <w:rPr>
+          <w:i/>
+          <w:iCs/>
+        </w:rPr>
+        <w:t>tanda</w:t>
+      </w:r>
+      <w:proofErr w:type="spellEnd"/>
+      <w:r>
+        <w:rPr>
+          <w:i/>
+          <w:iCs/>
+        </w:rPr>
+        <w:t xml:space="preserve"> </w:t>
+      </w:r>
+      <w:proofErr w:type="spellStart"/>
+      <w:r>
+        <w:rPr>
+          <w:i/>
+          <w:iCs/>
+        </w:rPr>
+        <w:t>tangan</w:t>
+      </w:r>
+      <w:proofErr w:type="spellEnd"/>
+      <w:r>
+        <w:rPr>
+          <w:i/>
+          <w:iCs/>
+        </w:rPr>
+        <w:t>)</w:t>
       </w:r>
     </w:p>
     <w:p/>
@@ -2258,12 +4145,16 @@
 </file>
 
 <file path=customXml/item1.xml><?xml version="1.0" encoding="utf-8"?>
-<?mso-contentType ?>
-<FormTemplates xmlns="http://schemas.microsoft.com/sharepoint/v3/contenttype/forms">
-  <Display>DocumentLibraryForm</Display>
-  <Edit>DocumentLibraryForm</Edit>
-  <New>DocumentLibraryForm</New>
-</FormTemplates>
+<p:properties xmlns:p="http://schemas.microsoft.com/office/2006/metadata/properties" xmlns:xsi="http://www.w3.org/2001/XMLSchema-instance" xmlns:pc="http://schemas.microsoft.com/office/infopath/2007/PartnerControls">
+  <documentManagement>
+    <_ip_UnifiedCompliancePolicyUIAction xmlns="http://schemas.microsoft.com/sharepoint/v3" xsi:nil="true"/>
+    <lcf76f155ced4ddcb4097134ff3c332f xmlns="2b6dd5e5-acfd-46a2-a3ed-d607a78ebe0f">
+      <Terms xmlns="http://schemas.microsoft.com/office/infopath/2007/PartnerControls"/>
+    </lcf76f155ced4ddcb4097134ff3c332f>
+    <TaxCatchAll xmlns="fa753b33-29ee-4394-848f-4ad2ce9e0d53" xsi:nil="true"/>
+    <_ip_UnifiedCompliancePolicyProperties xmlns="http://schemas.microsoft.com/sharepoint/v3" xsi:nil="true"/>
+  </documentManagement>
+</p:properties>
 </file>
 
 <file path=customXml/item2.xml><?xml version="1.0" encoding="utf-8"?>
@@ -2539,22 +4430,22 @@
 </file>
 
 <file path=customXml/item3.xml><?xml version="1.0" encoding="utf-8"?>
-<p:properties xmlns:p="http://schemas.microsoft.com/office/2006/metadata/properties" xmlns:xsi="http://www.w3.org/2001/XMLSchema-instance" xmlns:pc="http://schemas.microsoft.com/office/infopath/2007/PartnerControls">
-  <documentManagement>
-    <_ip_UnifiedCompliancePolicyUIAction xmlns="http://schemas.microsoft.com/sharepoint/v3" xsi:nil="true"/>
-    <lcf76f155ced4ddcb4097134ff3c332f xmlns="2b6dd5e5-acfd-46a2-a3ed-d607a78ebe0f">
-      <Terms xmlns="http://schemas.microsoft.com/office/infopath/2007/PartnerControls"/>
-    </lcf76f155ced4ddcb4097134ff3c332f>
-    <TaxCatchAll xmlns="fa753b33-29ee-4394-848f-4ad2ce9e0d53" xsi:nil="true"/>
-    <_ip_UnifiedCompliancePolicyProperties xmlns="http://schemas.microsoft.com/sharepoint/v3" xsi:nil="true"/>
-  </documentManagement>
-</p:properties>
+<?mso-contentType ?>
+<FormTemplates xmlns="http://schemas.microsoft.com/sharepoint/v3/contenttype/forms">
+  <Display>DocumentLibraryForm</Display>
+  <Edit>DocumentLibraryForm</Edit>
+  <New>DocumentLibraryForm</New>
+</FormTemplates>
 </file>
 
 <file path=customXml/itemProps1.xml><?xml version="1.0" encoding="utf-8"?>
-<ds:datastoreItem xmlns:ds="http://schemas.openxmlformats.org/officeDocument/2006/customXml" ds:itemID="{316BF808-9916-4043-A07D-9C8C3D7B4E92}">
+<ds:datastoreItem xmlns:ds="http://schemas.openxmlformats.org/officeDocument/2006/customXml" ds:itemID="{0A6C5E1E-8B1C-411B-B7A2-63836F0B3DC9}">
   <ds:schemaRefs>
-    <ds:schemaRef ds:uri="http://schemas.microsoft.com/sharepoint/v3/contenttype/forms"/>
+    <ds:schemaRef ds:uri="http://schemas.microsoft.com/office/2006/metadata/properties"/>
+    <ds:schemaRef ds:uri="http://schemas.microsoft.com/office/infopath/2007/PartnerControls"/>
+    <ds:schemaRef ds:uri="http://schemas.microsoft.com/sharepoint/v3"/>
+    <ds:schemaRef ds:uri="2b6dd5e5-acfd-46a2-a3ed-d607a78ebe0f"/>
+    <ds:schemaRef ds:uri="fa753b33-29ee-4394-848f-4ad2ce9e0d53"/>
   </ds:schemaRefs>
 </ds:datastoreItem>
 </file>
@@ -2580,13 +4471,9 @@
 </file>
 
 <file path=customXml/itemProps3.xml><?xml version="1.0" encoding="utf-8"?>
-<ds:datastoreItem xmlns:ds="http://schemas.openxmlformats.org/officeDocument/2006/customXml" ds:itemID="{0A6C5E1E-8B1C-411B-B7A2-63836F0B3DC9}">
+<ds:datastoreItem xmlns:ds="http://schemas.openxmlformats.org/officeDocument/2006/customXml" ds:itemID="{316BF808-9916-4043-A07D-9C8C3D7B4E92}">
   <ds:schemaRefs>
-    <ds:schemaRef ds:uri="http://schemas.microsoft.com/office/2006/metadata/properties"/>
-    <ds:schemaRef ds:uri="http://schemas.microsoft.com/office/infopath/2007/PartnerControls"/>
-    <ds:schemaRef ds:uri="http://schemas.microsoft.com/sharepoint/v3"/>
-    <ds:schemaRef ds:uri="2b6dd5e5-acfd-46a2-a3ed-d607a78ebe0f"/>
-    <ds:schemaRef ds:uri="fa753b33-29ee-4394-848f-4ad2ce9e0d53"/>
+    <ds:schemaRef ds:uri="http://schemas.microsoft.com/sharepoint/v3/contenttype/forms"/>
   </ds:schemaRefs>
 </ds:datastoreItem>
 </file>